--- a/for final report/צריך להיות בדוח פרויקט/רקע לשוני של מבטאים.docx
+++ b/for final report/צריך להיות בדוח פרויקט/רקע לשוני של מבטאים.docx
@@ -237,13 +237,27 @@
           <w:rFonts w:hint="cs"/>
           <w:rtl/>
         </w:rPr>
-        <w:t>מאפשרות לנתח מתמטית את הצליל באודיו , וכיצד נשתמש עם הפרמטרים המתאימים ליצירת פיצ'רים שישמשו אותנו לבניית המסווגים השונים שלנו .</w:t>
+        <w:t xml:space="preserve">מאפשרות לנתח מתמטית את הצליל באודיו , וכיצד נשתמש </w:t>
       </w:r>
       <w:r>
         <w:rPr>
           <w:rFonts w:hint="cs"/>
           <w:rtl/>
         </w:rPr>
+        <w:t>בספריות השונות ובפונק' שלהן</w:t>
+      </w:r>
+      <w:r>
+        <w:rPr>
+          <w:rFonts w:hint="cs"/>
+          <w:rtl/>
+        </w:rPr>
+        <w:t xml:space="preserve"> ליצירת פיצ'רים שישמשו אותנו לבניית המסווגים השונים שלנו .</w:t>
+      </w:r>
+      <w:r>
+        <w:rPr>
+          <w:rFonts w:hint="cs"/>
+          <w:rtl/>
+        </w:rPr>
         <w:t xml:space="preserve"> </w:t>
       </w:r>
       <w:r>
@@ -258,20 +272,48 @@
           <w:rFonts w:hint="cs"/>
           <w:rtl/>
         </w:rPr>
-        <w:t xml:space="preserve">יסייעו לנו בהבנת </w:t>
+        <w:t>יסייעו לנו ב</w:t>
       </w:r>
       <w:r>
         <w:rPr>
           <w:rFonts w:hint="cs"/>
           <w:rtl/>
         </w:rPr>
-        <w:t>קטעי האודיו השונים לכל מבטא</w:t>
+        <w:t>ניתוח</w:t>
       </w:r>
       <w:r>
         <w:rPr>
           <w:rFonts w:hint="cs"/>
           <w:rtl/>
         </w:rPr>
+        <w:t xml:space="preserve"> </w:t>
+      </w:r>
+      <w:r>
+        <w:rPr>
+          <w:rFonts w:hint="cs"/>
+          <w:rtl/>
+        </w:rPr>
+        <w:t xml:space="preserve">קטעי האודיו השונים </w:t>
+      </w:r>
+      <w:r>
+        <w:rPr>
+          <w:rFonts w:hint="cs"/>
+          <w:rtl/>
+        </w:rPr>
+        <w:t xml:space="preserve">של </w:t>
+      </w:r>
+      <w:r>
+        <w:rPr>
+          <w:rFonts w:hint="cs"/>
+          <w:rtl/>
+        </w:rPr>
+        <w:t>כל מבטא</w:t>
+      </w:r>
+      <w:r>
+        <w:rPr>
+          <w:rFonts w:hint="cs"/>
+          <w:rtl/>
+        </w:rPr>
         <w:t xml:space="preserve"> וסיווגו </w:t>
       </w:r>
       <w:r>
@@ -431,6 +473,13 @@
           <w:rtl/>
         </w:rPr>
         <w:t>הפונטיקה מתמקדת בצד הפיזי, הביולוגי והאקוסטי של השפה. היא נחשבת למדע אוניברסלי, שכן היא חוקרת את כלל הצלילים שהגוף האנושי מסוגל להפיק ללא קשר לשפה ספציפית</w:t>
+      </w:r>
+      <w:r>
+        <w:rPr>
+          <w:rFonts w:hint="cs"/>
+          <w:rtl/>
+        </w:rPr>
+        <w:t>.</w:t>
       </w:r>
     </w:p>
     <w:p>
@@ -8539,7 +8588,6 @@
     <w:p>
       <w:pPr>
         <w:rPr>
-          <w:rFonts w:hint="cs"/>
           <w:color w:val="000000" w:themeColor="text1"/>
           <w:sz w:val="24"/>
           <w:szCs w:val="24"/>
@@ -12614,6 +12662,18 @@
       <w:shd w:val="clear" w:color="auto" w:fill="E1DFDD"/>
     </w:rPr>
   </w:style>
+  <w:style w:type="character" w:styleId="FollowedHyperlink">
+    <w:name w:val="FollowedHyperlink"/>
+    <w:basedOn w:val="DefaultParagraphFont"/>
+    <w:uiPriority w:val="99"/>
+    <w:semiHidden/>
+    <w:unhideWhenUsed/>
+    <w:rsid w:val="00AC03CF"/>
+    <w:rPr>
+      <w:color w:val="96607D" w:themeColor="followedHyperlink"/>
+      <w:u w:val="single"/>
+    </w:rPr>
+  </w:style>
 </w:styles>
 </file>
 
